--- a/DATA_824/final/final_report.docx
+++ b/DATA_824/final/final_report.docx
@@ -21,14 +21,19 @@
     <w:p>
       <w:pPr>
         <w:jc w:val="center"/>
+      </w:pPr>
+      <w:r>
+        <w:t>Visualizing US border-crossing behavior since 1996</w:t>
+      </w:r>
+    </w:p>
+    <w:p>
+      <w:pPr>
+        <w:jc w:val="center"/>
         <w:rPr>
           <w:sz w:val="28"/>
           <w:szCs w:val="28"/>
         </w:rPr>
       </w:pPr>
-      <w:r>
-        <w:t>Visualizing US border-crossing behavior since 1996</w:t>
-      </w:r>
     </w:p>
     <w:p>
       <w:r>
@@ -101,7 +106,13 @@
     <w:p/>
     <w:p>
       <w:r>
-        <w:t xml:space="preserve">And below is a detailed description of the data </w:t>
+        <w:t>And below is a detailed description of the data</w:t>
+      </w:r>
+      <w:r>
+        <w:t>set</w:t>
+      </w:r>
+      <w:r>
+        <w:t xml:space="preserve"> </w:t>
       </w:r>
       <w:r>
         <w:t>schema</w:t>
@@ -607,18 +618,36 @@
     </w:p>
     <w:p>
       <w:r>
-        <w:t xml:space="preserve">Some data preprocessing </w:t>
-      </w:r>
-      <w:proofErr w:type="gramStart"/>
-      <w:r>
-        <w:t>are</w:t>
-      </w:r>
-      <w:proofErr w:type="gramEnd"/>
-      <w:r>
-        <w:t xml:space="preserve"> conducted before further analysis and virtualization. </w:t>
-      </w:r>
-      <w:r>
-        <w:t>Two features are generated:</w:t>
+        <w:t xml:space="preserve">Some data </w:t>
+      </w:r>
+      <w:proofErr w:type="spellStart"/>
+      <w:r>
+        <w:t>preprocessing</w:t>
+      </w:r>
+      <w:r>
+        <w:t>s</w:t>
+      </w:r>
+      <w:proofErr w:type="spellEnd"/>
+      <w:r>
+        <w:t xml:space="preserve"> are conducted before further analysis and virtualization. </w:t>
+      </w:r>
+      <w:r>
+        <w:t>Two features are generated</w:t>
+      </w:r>
+      <w:r>
+        <w:t xml:space="preserve"> </w:t>
+      </w:r>
+      <w:r>
+        <w:t>for</w:t>
+      </w:r>
+      <w:r>
+        <w:t xml:space="preserve"> each </w:t>
+      </w:r>
+      <w:r>
+        <w:t>observation</w:t>
+      </w:r>
+      <w:r>
+        <w:t>:</w:t>
       </w:r>
     </w:p>
     <w:p>
@@ -673,7 +702,19 @@
     </w:p>
     <w:p>
       <w:r>
-        <w:t>And more data was joined to further explore and visualize some potential reasons that might affect border-crossing behavior, shown as below.</w:t>
+        <w:t xml:space="preserve">And more data was joined to further explore and visualize some potential reasons that might affect border-crossing behavior, </w:t>
+      </w:r>
+      <w:r>
+        <w:t>inclu</w:t>
+      </w:r>
+      <w:r>
+        <w:t>d</w:t>
+      </w:r>
+      <w:r>
+        <w:t>ing</w:t>
+      </w:r>
+      <w:r>
+        <w:t>.</w:t>
       </w:r>
     </w:p>
     <w:p>
@@ -731,7 +772,13 @@
         <w:t xml:space="preserve">s </w:t>
       </w:r>
       <w:r>
-        <w:t>on the dataset.</w:t>
+        <w:t xml:space="preserve">on </w:t>
+      </w:r>
+      <w:r>
+        <w:t>our analysis</w:t>
+      </w:r>
+      <w:r>
+        <w:t>.</w:t>
       </w:r>
     </w:p>
     <w:p>
@@ -787,9 +834,12 @@
         <w:gridCol w:w="4581"/>
       </w:tblGrid>
       <w:tr>
-        <w:tc>
-          <w:tcPr>
-            <w:tcW w:w="4779" w:type="dxa"/>
+        <w:trPr>
+          <w:trHeight w:val="2998"/>
+        </w:trPr>
+        <w:tc>
+          <w:tcPr>
+            <w:tcW w:w="4690" w:type="dxa"/>
           </w:tcPr>
           <w:p>
             <w:r>
@@ -851,7 +901,7 @@
         </w:tc>
         <w:tc>
           <w:tcPr>
-            <w:tcW w:w="4581" w:type="dxa"/>
+            <w:tcW w:w="4495" w:type="dxa"/>
           </w:tcPr>
           <w:p>
             <w:r>
@@ -912,9 +962,12 @@
         </w:tc>
       </w:tr>
       <w:tr>
-        <w:tc>
-          <w:tcPr>
-            <w:tcW w:w="4779" w:type="dxa"/>
+        <w:trPr>
+          <w:trHeight w:val="2973"/>
+        </w:trPr>
+        <w:tc>
+          <w:tcPr>
+            <w:tcW w:w="4690" w:type="dxa"/>
           </w:tcPr>
           <w:p>
             <w:r>
@@ -975,7 +1028,7 @@
         </w:tc>
         <w:tc>
           <w:tcPr>
-            <w:tcW w:w="4581" w:type="dxa"/>
+            <w:tcW w:w="4495" w:type="dxa"/>
           </w:tcPr>
           <w:p>
             <w:r>
@@ -1109,7 +1162,1044 @@
       </w:r>
     </w:p>
     <w:p/>
+    <w:p>
+      <w:r>
+        <w:t>After detecting anomalies using isolation forest, dimensionality reduction techniques were used to enable a 2-d plot on the anomalies. The 2-d scatter plots after applying t-SNE dimensionality reduction is plotted as below, where blue dots are normal ones and red ones are anomalies.</w:t>
+      </w:r>
+    </w:p>
+    <w:p>
+      <w:pPr>
+        <w:jc w:val="center"/>
+      </w:pPr>
+      <w:r>
+        <w:rPr>
+          <w:noProof/>
+        </w:rPr>
+        <w:drawing>
+          <wp:inline distT="0" distB="0" distL="0" distR="0" wp14:anchorId="37DE80BF" wp14:editId="3FEA5956">
+            <wp:extent cx="2827867" cy="2715259"/>
+            <wp:effectExtent l="0" t="0" r="4445" b="0"/>
+            <wp:docPr id="9" name="Picture 9" descr="Chart, map&#10;&#10;Description automatically generated"/>
+            <wp:cNvGraphicFramePr>
+              <a:graphicFrameLocks xmlns:a="http://schemas.openxmlformats.org/drawingml/2006/main" noChangeAspect="1"/>
+            </wp:cNvGraphicFramePr>
+            <a:graphic xmlns:a="http://schemas.openxmlformats.org/drawingml/2006/main">
+              <a:graphicData uri="http://schemas.openxmlformats.org/drawingml/2006/picture">
+                <pic:pic xmlns:pic="http://schemas.openxmlformats.org/drawingml/2006/picture">
+                  <pic:nvPicPr>
+                    <pic:cNvPr id="9" name="Picture 9" descr="Chart, map&#10;&#10;Description automatically generated"/>
+                    <pic:cNvPicPr>
+                      <a:picLocks noChangeAspect="1" noChangeArrowheads="1"/>
+                    </pic:cNvPicPr>
+                  </pic:nvPicPr>
+                  <pic:blipFill>
+                    <a:blip r:embed="rId11">
+                      <a:extLst>
+                        <a:ext uri="{28A0092B-C50C-407E-A947-70E740481C1C}">
+                          <a14:useLocalDpi xmlns:a14="http://schemas.microsoft.com/office/drawing/2010/main" val="0"/>
+                        </a:ext>
+                      </a:extLst>
+                    </a:blip>
+                    <a:srcRect/>
+                    <a:stretch>
+                      <a:fillRect/>
+                    </a:stretch>
+                  </pic:blipFill>
+                  <pic:spPr bwMode="auto">
+                    <a:xfrm>
+                      <a:off x="0" y="0"/>
+                      <a:ext cx="2838750" cy="2725708"/>
+                    </a:xfrm>
+                    <a:prstGeom prst="rect">
+                      <a:avLst/>
+                    </a:prstGeom>
+                    <a:noFill/>
+                    <a:ln>
+                      <a:noFill/>
+                    </a:ln>
+                  </pic:spPr>
+                </pic:pic>
+              </a:graphicData>
+            </a:graphic>
+          </wp:inline>
+        </w:drawing>
+      </w:r>
+    </w:p>
+    <w:p>
+      <w:r>
+        <w:t xml:space="preserve">For the distribution of anomalies in our data, </w:t>
+      </w:r>
+      <w:r>
+        <w:t xml:space="preserve">the below charts display the number of anomalies detected in each </w:t>
+      </w:r>
+      <w:proofErr w:type="gramStart"/>
+      <w:r>
+        <w:t>category(</w:t>
+      </w:r>
+      <w:proofErr w:type="gramEnd"/>
+      <w:r>
+        <w:t>measure and port name, respectively).</w:t>
+      </w:r>
+    </w:p>
+    <w:p>
+      <w:r>
+        <w:rPr>
+          <w:noProof/>
+        </w:rPr>
+        <w:drawing>
+          <wp:inline distT="0" distB="0" distL="0" distR="0" wp14:anchorId="385DDDE9" wp14:editId="55B2FF21">
+            <wp:extent cx="5943600" cy="3450590"/>
+            <wp:effectExtent l="0" t="0" r="0" b="3810"/>
+            <wp:docPr id="10" name="Picture 10" descr="Chart, bar chart&#10;&#10;Description automatically generated"/>
+            <wp:cNvGraphicFramePr>
+              <a:graphicFrameLocks xmlns:a="http://schemas.openxmlformats.org/drawingml/2006/main" noChangeAspect="1"/>
+            </wp:cNvGraphicFramePr>
+            <a:graphic xmlns:a="http://schemas.openxmlformats.org/drawingml/2006/main">
+              <a:graphicData uri="http://schemas.openxmlformats.org/drawingml/2006/picture">
+                <pic:pic xmlns:pic="http://schemas.openxmlformats.org/drawingml/2006/picture">
+                  <pic:nvPicPr>
+                    <pic:cNvPr id="10" name="Picture 10" descr="Chart, bar chart&#10;&#10;Description automatically generated"/>
+                    <pic:cNvPicPr>
+                      <a:picLocks noChangeAspect="1" noChangeArrowheads="1"/>
+                    </pic:cNvPicPr>
+                  </pic:nvPicPr>
+                  <pic:blipFill>
+                    <a:blip r:embed="rId12">
+                      <a:extLst>
+                        <a:ext uri="{28A0092B-C50C-407E-A947-70E740481C1C}">
+                          <a14:useLocalDpi xmlns:a14="http://schemas.microsoft.com/office/drawing/2010/main" val="0"/>
+                        </a:ext>
+                      </a:extLst>
+                    </a:blip>
+                    <a:srcRect/>
+                    <a:stretch>
+                      <a:fillRect/>
+                    </a:stretch>
+                  </pic:blipFill>
+                  <pic:spPr bwMode="auto">
+                    <a:xfrm>
+                      <a:off x="0" y="0"/>
+                      <a:ext cx="5943600" cy="3450590"/>
+                    </a:xfrm>
+                    <a:prstGeom prst="rect">
+                      <a:avLst/>
+                    </a:prstGeom>
+                    <a:noFill/>
+                    <a:ln>
+                      <a:noFill/>
+                    </a:ln>
+                  </pic:spPr>
+                </pic:pic>
+              </a:graphicData>
+            </a:graphic>
+          </wp:inline>
+        </w:drawing>
+      </w:r>
+    </w:p>
+    <w:p>
+      <w:pPr>
+        <w:jc w:val="center"/>
+      </w:pPr>
+      <w:r>
+        <w:t>Anomalies detected in each measure</w:t>
+      </w:r>
+    </w:p>
+    <w:p>
+      <w:pPr>
+        <w:jc w:val="center"/>
+      </w:pPr>
+      <w:r>
+        <w:rPr>
+          <w:noProof/>
+        </w:rPr>
+        <w:lastRenderedPageBreak/>
+        <w:drawing>
+          <wp:inline distT="0" distB="0" distL="0" distR="0" wp14:anchorId="5B28F7FE" wp14:editId="23F5F6A8">
+            <wp:extent cx="4495800" cy="2548580"/>
+            <wp:effectExtent l="0" t="0" r="0" b="4445"/>
+            <wp:docPr id="11" name="Picture 11" descr="Chart, waterfall chart&#10;&#10;Description automatically generated"/>
+            <wp:cNvGraphicFramePr>
+              <a:graphicFrameLocks xmlns:a="http://schemas.openxmlformats.org/drawingml/2006/main" noChangeAspect="1"/>
+            </wp:cNvGraphicFramePr>
+            <a:graphic xmlns:a="http://schemas.openxmlformats.org/drawingml/2006/main">
+              <a:graphicData uri="http://schemas.openxmlformats.org/drawingml/2006/picture">
+                <pic:pic xmlns:pic="http://schemas.openxmlformats.org/drawingml/2006/picture">
+                  <pic:nvPicPr>
+                    <pic:cNvPr id="11" name="Picture 11" descr="Chart, waterfall chart&#10;&#10;Description automatically generated"/>
+                    <pic:cNvPicPr>
+                      <a:picLocks noChangeAspect="1" noChangeArrowheads="1"/>
+                    </pic:cNvPicPr>
+                  </pic:nvPicPr>
+                  <pic:blipFill>
+                    <a:blip r:embed="rId13" cstate="print">
+                      <a:extLst>
+                        <a:ext uri="{28A0092B-C50C-407E-A947-70E740481C1C}">
+                          <a14:useLocalDpi xmlns:a14="http://schemas.microsoft.com/office/drawing/2010/main" val="0"/>
+                        </a:ext>
+                      </a:extLst>
+                    </a:blip>
+                    <a:srcRect/>
+                    <a:stretch>
+                      <a:fillRect/>
+                    </a:stretch>
+                  </pic:blipFill>
+                  <pic:spPr bwMode="auto">
+                    <a:xfrm>
+                      <a:off x="0" y="0"/>
+                      <a:ext cx="4527560" cy="2566584"/>
+                    </a:xfrm>
+                    <a:prstGeom prst="rect">
+                      <a:avLst/>
+                    </a:prstGeom>
+                    <a:noFill/>
+                    <a:ln>
+                      <a:noFill/>
+                    </a:ln>
+                  </pic:spPr>
+                </pic:pic>
+              </a:graphicData>
+            </a:graphic>
+          </wp:inline>
+        </w:drawing>
+      </w:r>
+    </w:p>
+    <w:p>
+      <w:pPr>
+        <w:jc w:val="center"/>
+      </w:pPr>
+      <w:r>
+        <w:t xml:space="preserve">Anomalies detected in each </w:t>
+      </w:r>
+      <w:r>
+        <w:t>port</w:t>
+      </w:r>
+    </w:p>
+    <w:p>
+      <w:pPr>
+        <w:jc w:val="center"/>
+      </w:pPr>
+    </w:p>
+    <w:p>
+      <w:r>
+        <w:t>And more specifically, the anomaly values detected are also visualized.</w:t>
+      </w:r>
+      <w:r>
+        <w:t xml:space="preserve"> For example, the next chart plots both normal values (blue) with anomaly values (red) inside the subset of truck measure and </w:t>
+      </w:r>
+      <w:proofErr w:type="spellStart"/>
+      <w:r>
+        <w:t>Otay</w:t>
+      </w:r>
+      <w:proofErr w:type="spellEnd"/>
+      <w:r>
+        <w:t xml:space="preserve"> Mesa port.</w:t>
+      </w:r>
+    </w:p>
+    <w:p>
+      <w:pPr>
+        <w:jc w:val="center"/>
+      </w:pPr>
+      <w:r>
+        <w:rPr>
+          <w:noProof/>
+        </w:rPr>
+        <w:drawing>
+          <wp:inline distT="0" distB="0" distL="0" distR="0" wp14:anchorId="3849A05F" wp14:editId="1128618F">
+            <wp:extent cx="5012267" cy="2204112"/>
+            <wp:effectExtent l="0" t="0" r="4445" b="0"/>
+            <wp:docPr id="12" name="Picture 12" descr="Chart&#10;&#10;Description automatically generated"/>
+            <wp:cNvGraphicFramePr>
+              <a:graphicFrameLocks xmlns:a="http://schemas.openxmlformats.org/drawingml/2006/main" noChangeAspect="1"/>
+            </wp:cNvGraphicFramePr>
+            <a:graphic xmlns:a="http://schemas.openxmlformats.org/drawingml/2006/main">
+              <a:graphicData uri="http://schemas.openxmlformats.org/drawingml/2006/picture">
+                <pic:pic xmlns:pic="http://schemas.openxmlformats.org/drawingml/2006/picture">
+                  <pic:nvPicPr>
+                    <pic:cNvPr id="12" name="Picture 12" descr="Chart&#10;&#10;Description automatically generated"/>
+                    <pic:cNvPicPr>
+                      <a:picLocks noChangeAspect="1" noChangeArrowheads="1"/>
+                    </pic:cNvPicPr>
+                  </pic:nvPicPr>
+                  <pic:blipFill>
+                    <a:blip r:embed="rId14">
+                      <a:extLst>
+                        <a:ext uri="{28A0092B-C50C-407E-A947-70E740481C1C}">
+                          <a14:useLocalDpi xmlns:a14="http://schemas.microsoft.com/office/drawing/2010/main" val="0"/>
+                        </a:ext>
+                      </a:extLst>
+                    </a:blip>
+                    <a:srcRect/>
+                    <a:stretch>
+                      <a:fillRect/>
+                    </a:stretch>
+                  </pic:blipFill>
+                  <pic:spPr bwMode="auto">
+                    <a:xfrm>
+                      <a:off x="0" y="0"/>
+                      <a:ext cx="5054963" cy="2222887"/>
+                    </a:xfrm>
+                    <a:prstGeom prst="rect">
+                      <a:avLst/>
+                    </a:prstGeom>
+                    <a:noFill/>
+                    <a:ln>
+                      <a:noFill/>
+                    </a:ln>
+                  </pic:spPr>
+                </pic:pic>
+              </a:graphicData>
+            </a:graphic>
+          </wp:inline>
+        </w:drawing>
+      </w:r>
+    </w:p>
+    <w:p>
+      <w:r>
+        <w:t xml:space="preserve">The below chart shows the same visualization on the subset </w:t>
+      </w:r>
+      <w:proofErr w:type="gramStart"/>
+      <w:r>
+        <w:t>of  train</w:t>
+      </w:r>
+      <w:proofErr w:type="gramEnd"/>
+      <w:r>
+        <w:t xml:space="preserve"> measure and </w:t>
+      </w:r>
+      <w:proofErr w:type="spellStart"/>
+      <w:r>
+        <w:t>Otay</w:t>
+      </w:r>
+      <w:proofErr w:type="spellEnd"/>
+      <w:r>
+        <w:t xml:space="preserve"> Mesa port.</w:t>
+      </w:r>
+    </w:p>
+    <w:p>
+      <w:pPr>
+        <w:jc w:val="center"/>
+      </w:pPr>
+      <w:r>
+        <w:rPr>
+          <w:noProof/>
+        </w:rPr>
+        <w:drawing>
+          <wp:inline distT="0" distB="0" distL="0" distR="0" wp14:anchorId="5F5DA3FD" wp14:editId="02ABEAE6">
+            <wp:extent cx="4885267" cy="2206721"/>
+            <wp:effectExtent l="0" t="0" r="4445" b="0"/>
+            <wp:docPr id="13" name="Picture 13" descr="Chart, line chart&#10;&#10;Description automatically generated"/>
+            <wp:cNvGraphicFramePr>
+              <a:graphicFrameLocks xmlns:a="http://schemas.openxmlformats.org/drawingml/2006/main" noChangeAspect="1"/>
+            </wp:cNvGraphicFramePr>
+            <a:graphic xmlns:a="http://schemas.openxmlformats.org/drawingml/2006/main">
+              <a:graphicData uri="http://schemas.openxmlformats.org/drawingml/2006/picture">
+                <pic:pic xmlns:pic="http://schemas.openxmlformats.org/drawingml/2006/picture">
+                  <pic:nvPicPr>
+                    <pic:cNvPr id="13" name="Picture 13" descr="Chart, line chart&#10;&#10;Description automatically generated"/>
+                    <pic:cNvPicPr>
+                      <a:picLocks noChangeAspect="1" noChangeArrowheads="1"/>
+                    </pic:cNvPicPr>
+                  </pic:nvPicPr>
+                  <pic:blipFill>
+                    <a:blip r:embed="rId15">
+                      <a:extLst>
+                        <a:ext uri="{28A0092B-C50C-407E-A947-70E740481C1C}">
+                          <a14:useLocalDpi xmlns:a14="http://schemas.microsoft.com/office/drawing/2010/main" val="0"/>
+                        </a:ext>
+                      </a:extLst>
+                    </a:blip>
+                    <a:srcRect/>
+                    <a:stretch>
+                      <a:fillRect/>
+                    </a:stretch>
+                  </pic:blipFill>
+                  <pic:spPr bwMode="auto">
+                    <a:xfrm>
+                      <a:off x="0" y="0"/>
+                      <a:ext cx="4908949" cy="2217418"/>
+                    </a:xfrm>
+                    <a:prstGeom prst="rect">
+                      <a:avLst/>
+                    </a:prstGeom>
+                    <a:noFill/>
+                    <a:ln>
+                      <a:noFill/>
+                    </a:ln>
+                  </pic:spPr>
+                </pic:pic>
+              </a:graphicData>
+            </a:graphic>
+          </wp:inline>
+        </w:drawing>
+      </w:r>
+    </w:p>
+    <w:p>
+      <w:r>
+        <w:lastRenderedPageBreak/>
+        <w:t>It could be easily observed that most anomalies detected by isolation forest tend to be spike/trough values.</w:t>
+      </w:r>
+    </w:p>
+    <w:p>
+      <w:proofErr w:type="gramStart"/>
+      <w:r>
+        <w:t>Finally</w:t>
+      </w:r>
+      <w:proofErr w:type="gramEnd"/>
+      <w:r>
+        <w:t xml:space="preserve"> for exploration, a 3-d plot on the anomaly distribution was plotted</w:t>
+      </w:r>
+      <w:r>
+        <w:t xml:space="preserve"> </w:t>
+      </w:r>
+      <w:r>
+        <w:rPr>
+          <w:rFonts w:hint="eastAsia"/>
+        </w:rPr>
+        <w:t>for</w:t>
+      </w:r>
+      <w:r>
+        <w:t xml:space="preserve"> the California subset</w:t>
+      </w:r>
+      <w:r>
+        <w:rPr>
+          <w:rFonts w:hint="eastAsia"/>
+        </w:rPr>
+        <w:t>,</w:t>
+      </w:r>
+      <w:r>
+        <w:t xml:space="preserve"> which can be viewed at: </w:t>
+      </w:r>
+      <w:hyperlink r:id="rId16" w:history="1">
+        <w:r>
+          <w:rPr>
+            <w:rStyle w:val="Hyperlink"/>
+            <w:rFonts w:ascii="Arial" w:hAnsi="Arial" w:cs="Arial"/>
+            <w:sz w:val="20"/>
+            <w:szCs w:val="20"/>
+            <w:shd w:val="clear" w:color="auto" w:fill="FFFFFF"/>
+          </w:rPr>
+          <w:t>http://people.ku.edu/~c693s270/</w:t>
+        </w:r>
+      </w:hyperlink>
+      <w:r>
+        <w:rPr>
+          <w:rFonts w:ascii="Arial" w:hAnsi="Arial" w:cs="Arial"/>
+          <w:color w:val="111111"/>
+          <w:sz w:val="20"/>
+          <w:szCs w:val="20"/>
+          <w:shd w:val="clear" w:color="auto" w:fill="FFFFFF"/>
+        </w:rPr>
+        <w:t xml:space="preserve">. </w:t>
+      </w:r>
+      <w:r>
+        <w:t xml:space="preserve">This is an interactive plot which </w:t>
+      </w:r>
+      <w:r>
+        <w:t>supports interaction such as zoom in/out, dragging and rotation</w:t>
+      </w:r>
+      <w:r>
+        <w:t xml:space="preserve"> to view the full scattered dot details.</w:t>
+      </w:r>
+    </w:p>
     <w:p/>
+    <w:p>
+      <w:r>
+        <w:t xml:space="preserve">The last part is a time series analysis based on the datetime column we </w:t>
+      </w:r>
+      <w:proofErr w:type="spellStart"/>
+      <w:r>
+        <w:t>have.</w:t>
+      </w:r>
+      <w:proofErr w:type="spellEnd"/>
+      <w:r>
+        <w:t xml:space="preserve"> </w:t>
+      </w:r>
+      <w:r>
+        <w:t>Below is a decomposition analysis on the Texas subset values.</w:t>
+      </w:r>
+    </w:p>
+    <w:p>
+      <w:r>
+        <w:rPr>
+          <w:rFonts w:hint="eastAsia"/>
+          <w:noProof/>
+        </w:rPr>
+        <w:drawing>
+          <wp:inline distT="0" distB="0" distL="0" distR="0" wp14:anchorId="56F493FC" wp14:editId="7316C170">
+            <wp:extent cx="5909945" cy="3149600"/>
+            <wp:effectExtent l="0" t="0" r="0" b="0"/>
+            <wp:docPr id="14" name="Picture 14" descr="A picture containing graphical user interface&#10;&#10;Description automatically generated"/>
+            <wp:cNvGraphicFramePr>
+              <a:graphicFrameLocks xmlns:a="http://schemas.openxmlformats.org/drawingml/2006/main" noChangeAspect="1"/>
+            </wp:cNvGraphicFramePr>
+            <a:graphic xmlns:a="http://schemas.openxmlformats.org/drawingml/2006/main">
+              <a:graphicData uri="http://schemas.openxmlformats.org/drawingml/2006/picture">
+                <pic:pic xmlns:pic="http://schemas.openxmlformats.org/drawingml/2006/picture">
+                  <pic:nvPicPr>
+                    <pic:cNvPr id="14" name="Picture 14" descr="A picture containing graphical user interface&#10;&#10;Description automatically generated"/>
+                    <pic:cNvPicPr>
+                      <a:picLocks noChangeAspect="1" noChangeArrowheads="1"/>
+                    </pic:cNvPicPr>
+                  </pic:nvPicPr>
+                  <pic:blipFill>
+                    <a:blip r:embed="rId17">
+                      <a:extLst>
+                        <a:ext uri="{28A0092B-C50C-407E-A947-70E740481C1C}">
+                          <a14:useLocalDpi xmlns:a14="http://schemas.microsoft.com/office/drawing/2010/main" val="0"/>
+                        </a:ext>
+                      </a:extLst>
+                    </a:blip>
+                    <a:srcRect/>
+                    <a:stretch>
+                      <a:fillRect/>
+                    </a:stretch>
+                  </pic:blipFill>
+                  <pic:spPr bwMode="auto">
+                    <a:xfrm>
+                      <a:off x="0" y="0"/>
+                      <a:ext cx="5909945" cy="3149600"/>
+                    </a:xfrm>
+                    <a:prstGeom prst="rect">
+                      <a:avLst/>
+                    </a:prstGeom>
+                    <a:noFill/>
+                    <a:ln>
+                      <a:noFill/>
+                    </a:ln>
+                  </pic:spPr>
+                </pic:pic>
+              </a:graphicData>
+            </a:graphic>
+          </wp:inline>
+        </w:drawing>
+      </w:r>
+    </w:p>
+    <w:p>
+      <w:r>
+        <w:t xml:space="preserve">An </w:t>
+      </w:r>
+      <w:r>
+        <w:t>evident</w:t>
+      </w:r>
+      <w:r>
+        <w:t xml:space="preserve"> seasonality pattern could be observed after decomposing trend from periodicity and residual. </w:t>
+      </w:r>
+      <w:r>
+        <w:t>To better verify our analysis, the Alaska subset was further chosen, which could help reason our visualization results. Below is the original value trend and its rolling stats going over time.</w:t>
+      </w:r>
+    </w:p>
+    <w:p>
+      <w:r>
+        <w:rPr>
+          <w:rFonts w:hint="eastAsia"/>
+          <w:noProof/>
+        </w:rPr>
+        <w:drawing>
+          <wp:inline distT="0" distB="0" distL="0" distR="0" wp14:anchorId="17FB42AF" wp14:editId="431F181C">
+            <wp:extent cx="5943600" cy="2593340"/>
+            <wp:effectExtent l="0" t="0" r="0" b="0"/>
+            <wp:docPr id="15" name="Picture 15"/>
+            <wp:cNvGraphicFramePr>
+              <a:graphicFrameLocks xmlns:a="http://schemas.openxmlformats.org/drawingml/2006/main" noChangeAspect="1"/>
+            </wp:cNvGraphicFramePr>
+            <a:graphic xmlns:a="http://schemas.openxmlformats.org/drawingml/2006/main">
+              <a:graphicData uri="http://schemas.openxmlformats.org/drawingml/2006/picture">
+                <pic:pic xmlns:pic="http://schemas.openxmlformats.org/drawingml/2006/picture">
+                  <pic:nvPicPr>
+                    <pic:cNvPr id="0" name="Picture 27"/>
+                    <pic:cNvPicPr>
+                      <a:picLocks noChangeAspect="1" noChangeArrowheads="1"/>
+                    </pic:cNvPicPr>
+                  </pic:nvPicPr>
+                  <pic:blipFill>
+                    <a:blip r:embed="rId18">
+                      <a:extLst>
+                        <a:ext uri="{28A0092B-C50C-407E-A947-70E740481C1C}">
+                          <a14:useLocalDpi xmlns:a14="http://schemas.microsoft.com/office/drawing/2010/main" val="0"/>
+                        </a:ext>
+                      </a:extLst>
+                    </a:blip>
+                    <a:srcRect/>
+                    <a:stretch>
+                      <a:fillRect/>
+                    </a:stretch>
+                  </pic:blipFill>
+                  <pic:spPr bwMode="auto">
+                    <a:xfrm>
+                      <a:off x="0" y="0"/>
+                      <a:ext cx="5943600" cy="2593340"/>
+                    </a:xfrm>
+                    <a:prstGeom prst="rect">
+                      <a:avLst/>
+                    </a:prstGeom>
+                    <a:noFill/>
+                    <a:ln>
+                      <a:noFill/>
+                    </a:ln>
+                  </pic:spPr>
+                </pic:pic>
+              </a:graphicData>
+            </a:graphic>
+          </wp:inline>
+        </w:drawing>
+      </w:r>
+    </w:p>
+    <w:p>
+      <w:r>
+        <w:lastRenderedPageBreak/>
+        <w:t>Besides a strong seasonality, its stable rolling mean and std demonstrate little disturbance from factors other than temperature.</w:t>
+      </w:r>
+    </w:p>
+    <w:p>
+      <w:r>
+        <w:t xml:space="preserve">More time series analysis was further explored. The below visualization </w:t>
+      </w:r>
+      <w:r>
+        <w:t>illustrates the effectiveness of fitting the Alaska subset data using a seasonal ARIMA model.</w:t>
+      </w:r>
+    </w:p>
+    <w:p>
+      <w:pPr>
+        <w:jc w:val="center"/>
+      </w:pPr>
+      <w:r>
+        <w:rPr>
+          <w:rFonts w:hint="eastAsia"/>
+          <w:noProof/>
+        </w:rPr>
+        <w:drawing>
+          <wp:inline distT="0" distB="0" distL="0" distR="0" wp14:anchorId="5EF37615" wp14:editId="2A992D9C">
+            <wp:extent cx="4725843" cy="3784600"/>
+            <wp:effectExtent l="0" t="0" r="0" b="0"/>
+            <wp:docPr id="16" name="Picture 16" descr="Graphical user interface&#10;&#10;Description automatically generated"/>
+            <wp:cNvGraphicFramePr>
+              <a:graphicFrameLocks xmlns:a="http://schemas.openxmlformats.org/drawingml/2006/main" noChangeAspect="1"/>
+            </wp:cNvGraphicFramePr>
+            <a:graphic xmlns:a="http://schemas.openxmlformats.org/drawingml/2006/main">
+              <a:graphicData uri="http://schemas.openxmlformats.org/drawingml/2006/picture">
+                <pic:pic xmlns:pic="http://schemas.openxmlformats.org/drawingml/2006/picture">
+                  <pic:nvPicPr>
+                    <pic:cNvPr id="16" name="Picture 16" descr="Graphical user interface&#10;&#10;Description automatically generated"/>
+                    <pic:cNvPicPr>
+                      <a:picLocks noChangeAspect="1" noChangeArrowheads="1"/>
+                    </pic:cNvPicPr>
+                  </pic:nvPicPr>
+                  <pic:blipFill>
+                    <a:blip r:embed="rId19">
+                      <a:extLst>
+                        <a:ext uri="{28A0092B-C50C-407E-A947-70E740481C1C}">
+                          <a14:useLocalDpi xmlns:a14="http://schemas.microsoft.com/office/drawing/2010/main" val="0"/>
+                        </a:ext>
+                      </a:extLst>
+                    </a:blip>
+                    <a:srcRect/>
+                    <a:stretch>
+                      <a:fillRect/>
+                    </a:stretch>
+                  </pic:blipFill>
+                  <pic:spPr bwMode="auto">
+                    <a:xfrm>
+                      <a:off x="0" y="0"/>
+                      <a:ext cx="4746441" cy="3801095"/>
+                    </a:xfrm>
+                    <a:prstGeom prst="rect">
+                      <a:avLst/>
+                    </a:prstGeom>
+                    <a:noFill/>
+                    <a:ln>
+                      <a:noFill/>
+                    </a:ln>
+                  </pic:spPr>
+                </pic:pic>
+              </a:graphicData>
+            </a:graphic>
+          </wp:inline>
+        </w:drawing>
+      </w:r>
+    </w:p>
+    <w:p>
+      <w:r>
+        <w:t>These 4 plots illustrate the distribution of residuals and density, as well as quantile distribution and autocorrelation, which demonstrate a rather good performance of data fitting, thus showing a strong correlation between cross-border values and seasonality.</w:t>
+      </w:r>
+    </w:p>
+    <w:p>
+      <w:r>
+        <w:t>Going further from that, the seasonal ARIMA model was used to predict future values for the Alaska subset, as below.</w:t>
+      </w:r>
+    </w:p>
+    <w:p>
+      <w:r>
+        <w:rPr>
+          <w:noProof/>
+        </w:rPr>
+        <w:drawing>
+          <wp:inline distT="0" distB="0" distL="0" distR="0" wp14:anchorId="21E6AAA4" wp14:editId="6773CC43">
+            <wp:extent cx="5943600" cy="2716530"/>
+            <wp:effectExtent l="0" t="0" r="0" b="1270"/>
+            <wp:docPr id="17" name="Picture 17" descr="Chart, histogram&#10;&#10;Description automatically generated"/>
+            <wp:cNvGraphicFramePr>
+              <a:graphicFrameLocks xmlns:a="http://schemas.openxmlformats.org/drawingml/2006/main" noChangeAspect="1"/>
+            </wp:cNvGraphicFramePr>
+            <a:graphic xmlns:a="http://schemas.openxmlformats.org/drawingml/2006/main">
+              <a:graphicData uri="http://schemas.openxmlformats.org/drawingml/2006/picture">
+                <pic:pic xmlns:pic="http://schemas.openxmlformats.org/drawingml/2006/picture">
+                  <pic:nvPicPr>
+                    <pic:cNvPr id="17" name="Picture 17" descr="Chart, histogram&#10;&#10;Description automatically generated"/>
+                    <pic:cNvPicPr>
+                      <a:picLocks noChangeAspect="1" noChangeArrowheads="1"/>
+                    </pic:cNvPicPr>
+                  </pic:nvPicPr>
+                  <pic:blipFill>
+                    <a:blip r:embed="rId20">
+                      <a:extLst>
+                        <a:ext uri="{28A0092B-C50C-407E-A947-70E740481C1C}">
+                          <a14:useLocalDpi xmlns:a14="http://schemas.microsoft.com/office/drawing/2010/main" val="0"/>
+                        </a:ext>
+                      </a:extLst>
+                    </a:blip>
+                    <a:srcRect/>
+                    <a:stretch>
+                      <a:fillRect/>
+                    </a:stretch>
+                  </pic:blipFill>
+                  <pic:spPr bwMode="auto">
+                    <a:xfrm>
+                      <a:off x="0" y="0"/>
+                      <a:ext cx="5943600" cy="2716530"/>
+                    </a:xfrm>
+                    <a:prstGeom prst="rect">
+                      <a:avLst/>
+                    </a:prstGeom>
+                    <a:noFill/>
+                    <a:ln>
+                      <a:noFill/>
+                    </a:ln>
+                  </pic:spPr>
+                </pic:pic>
+              </a:graphicData>
+            </a:graphic>
+          </wp:inline>
+        </w:drawing>
+      </w:r>
+    </w:p>
+    <w:p>
+      <w:r>
+        <w:lastRenderedPageBreak/>
+        <w:t>Finally, two comparisons were made to explore if there exists any correlation between cross-border value and other factors, which are the two external datasets we joined.</w:t>
+      </w:r>
+    </w:p>
+    <w:p>
+      <w:r>
+        <w:t xml:space="preserve">The next chart compares </w:t>
+      </w:r>
+      <w:r>
+        <w:t>the average temperature in Alaska and the border crossing values.</w:t>
+      </w:r>
+    </w:p>
+    <w:p>
+      <w:pPr>
+        <w:jc w:val="center"/>
+      </w:pPr>
+      <w:r>
+        <w:rPr>
+          <w:noProof/>
+        </w:rPr>
+        <w:drawing>
+          <wp:inline distT="0" distB="0" distL="0" distR="0" wp14:anchorId="2D73AE9C" wp14:editId="4C191A3A">
+            <wp:extent cx="5731933" cy="2128041"/>
+            <wp:effectExtent l="0" t="0" r="0" b="5715"/>
+            <wp:docPr id="18" name="Picture 18" descr="Chart, bar chart&#10;&#10;Description automatically generated"/>
+            <wp:cNvGraphicFramePr>
+              <a:graphicFrameLocks xmlns:a="http://schemas.openxmlformats.org/drawingml/2006/main" noChangeAspect="1"/>
+            </wp:cNvGraphicFramePr>
+            <a:graphic xmlns:a="http://schemas.openxmlformats.org/drawingml/2006/main">
+              <a:graphicData uri="http://schemas.openxmlformats.org/drawingml/2006/picture">
+                <pic:pic xmlns:pic="http://schemas.openxmlformats.org/drawingml/2006/picture">
+                  <pic:nvPicPr>
+                    <pic:cNvPr id="18" name="Picture 18" descr="Chart, bar chart&#10;&#10;Description automatically generated"/>
+                    <pic:cNvPicPr>
+                      <a:picLocks noChangeAspect="1" noChangeArrowheads="1"/>
+                    </pic:cNvPicPr>
+                  </pic:nvPicPr>
+                  <pic:blipFill>
+                    <a:blip r:embed="rId21">
+                      <a:extLst>
+                        <a:ext uri="{28A0092B-C50C-407E-A947-70E740481C1C}">
+                          <a14:useLocalDpi xmlns:a14="http://schemas.microsoft.com/office/drawing/2010/main" val="0"/>
+                        </a:ext>
+                      </a:extLst>
+                    </a:blip>
+                    <a:srcRect/>
+                    <a:stretch>
+                      <a:fillRect/>
+                    </a:stretch>
+                  </pic:blipFill>
+                  <pic:spPr bwMode="auto">
+                    <a:xfrm>
+                      <a:off x="0" y="0"/>
+                      <a:ext cx="5749836" cy="2134688"/>
+                    </a:xfrm>
+                    <a:prstGeom prst="rect">
+                      <a:avLst/>
+                    </a:prstGeom>
+                    <a:noFill/>
+                    <a:ln>
+                      <a:noFill/>
+                    </a:ln>
+                  </pic:spPr>
+                </pic:pic>
+              </a:graphicData>
+            </a:graphic>
+          </wp:inline>
+        </w:drawing>
+      </w:r>
+    </w:p>
+    <w:p>
+      <w:r>
+        <w:t>It’s obvious that they’re strongly correlated, which almost seems to be the only reason affecting cross-border quantities in Alaska.</w:t>
+      </w:r>
+      <w:r>
+        <w:t xml:space="preserve"> </w:t>
+      </w:r>
+    </w:p>
+    <w:p>
+      <w:r>
+        <w:t>Then, a similar comparison between cross-border value and state GDP was plotted.</w:t>
+      </w:r>
+    </w:p>
+    <w:p>
+      <w:pPr>
+        <w:jc w:val="center"/>
+      </w:pPr>
+      <w:r>
+        <w:rPr>
+          <w:rFonts w:hint="eastAsia"/>
+          <w:noProof/>
+        </w:rPr>
+        <w:drawing>
+          <wp:inline distT="0" distB="0" distL="0" distR="0" wp14:anchorId="6EF0D581" wp14:editId="72894D60">
+            <wp:extent cx="5494867" cy="2044725"/>
+            <wp:effectExtent l="0" t="0" r="4445" b="0"/>
+            <wp:docPr id="19" name="Picture 19" descr="Chart, line chart&#10;&#10;Description automatically generated"/>
+            <wp:cNvGraphicFramePr>
+              <a:graphicFrameLocks xmlns:a="http://schemas.openxmlformats.org/drawingml/2006/main" noChangeAspect="1"/>
+            </wp:cNvGraphicFramePr>
+            <a:graphic xmlns:a="http://schemas.openxmlformats.org/drawingml/2006/main">
+              <a:graphicData uri="http://schemas.openxmlformats.org/drawingml/2006/picture">
+                <pic:pic xmlns:pic="http://schemas.openxmlformats.org/drawingml/2006/picture">
+                  <pic:nvPicPr>
+                    <pic:cNvPr id="19" name="Picture 19" descr="Chart, line chart&#10;&#10;Description automatically generated"/>
+                    <pic:cNvPicPr>
+                      <a:picLocks noChangeAspect="1" noChangeArrowheads="1"/>
+                    </pic:cNvPicPr>
+                  </pic:nvPicPr>
+                  <pic:blipFill>
+                    <a:blip r:embed="rId22">
+                      <a:extLst>
+                        <a:ext uri="{28A0092B-C50C-407E-A947-70E740481C1C}">
+                          <a14:useLocalDpi xmlns:a14="http://schemas.microsoft.com/office/drawing/2010/main" val="0"/>
+                        </a:ext>
+                      </a:extLst>
+                    </a:blip>
+                    <a:srcRect/>
+                    <a:stretch>
+                      <a:fillRect/>
+                    </a:stretch>
+                  </pic:blipFill>
+                  <pic:spPr bwMode="auto">
+                    <a:xfrm>
+                      <a:off x="0" y="0"/>
+                      <a:ext cx="5523764" cy="2055478"/>
+                    </a:xfrm>
+                    <a:prstGeom prst="rect">
+                      <a:avLst/>
+                    </a:prstGeom>
+                    <a:noFill/>
+                    <a:ln>
+                      <a:noFill/>
+                    </a:ln>
+                  </pic:spPr>
+                </pic:pic>
+              </a:graphicData>
+            </a:graphic>
+          </wp:inline>
+        </w:drawing>
+      </w:r>
+    </w:p>
+    <w:p>
+      <w:r>
+        <w:t>No available data was found before 2005, so the GDP data starts from 2005. This time, no evidence can be observed to support the idea that economic factors would influence cross-border behavior in Alas</w:t>
+      </w:r>
+      <w:r>
+        <w:t>k</w:t>
+      </w:r>
+      <w:r>
+        <w:t>a.</w:t>
+      </w:r>
+    </w:p>
+    <w:p>
+      <w:r>
+        <w:t>However, climate does not always affect cross-border values, such as Texas:</w:t>
+      </w:r>
+    </w:p>
+    <w:p>
+      <w:pPr>
+        <w:jc w:val="center"/>
+      </w:pPr>
+      <w:r>
+        <w:rPr>
+          <w:noProof/>
+        </w:rPr>
+        <w:drawing>
+          <wp:inline distT="0" distB="0" distL="0" distR="0" wp14:anchorId="7904DECA" wp14:editId="5F2FD875">
+            <wp:extent cx="5943600" cy="2266315"/>
+            <wp:effectExtent l="0" t="0" r="0" b="0"/>
+            <wp:docPr id="20" name="Picture 20" descr="Chart&#10;&#10;Description automatically generated"/>
+            <wp:cNvGraphicFramePr>
+              <a:graphicFrameLocks xmlns:a="http://schemas.openxmlformats.org/drawingml/2006/main" noChangeAspect="1"/>
+            </wp:cNvGraphicFramePr>
+            <a:graphic xmlns:a="http://schemas.openxmlformats.org/drawingml/2006/main">
+              <a:graphicData uri="http://schemas.openxmlformats.org/drawingml/2006/picture">
+                <pic:pic xmlns:pic="http://schemas.openxmlformats.org/drawingml/2006/picture">
+                  <pic:nvPicPr>
+                    <pic:cNvPr id="20" name="Picture 20" descr="Chart&#10;&#10;Description automatically generated"/>
+                    <pic:cNvPicPr>
+                      <a:picLocks noChangeAspect="1" noChangeArrowheads="1"/>
+                    </pic:cNvPicPr>
+                  </pic:nvPicPr>
+                  <pic:blipFill>
+                    <a:blip r:embed="rId23">
+                      <a:extLst>
+                        <a:ext uri="{28A0092B-C50C-407E-A947-70E740481C1C}">
+                          <a14:useLocalDpi xmlns:a14="http://schemas.microsoft.com/office/drawing/2010/main" val="0"/>
+                        </a:ext>
+                      </a:extLst>
+                    </a:blip>
+                    <a:srcRect/>
+                    <a:stretch>
+                      <a:fillRect/>
+                    </a:stretch>
+                  </pic:blipFill>
+                  <pic:spPr bwMode="auto">
+                    <a:xfrm>
+                      <a:off x="0" y="0"/>
+                      <a:ext cx="5943600" cy="2266315"/>
+                    </a:xfrm>
+                    <a:prstGeom prst="rect">
+                      <a:avLst/>
+                    </a:prstGeom>
+                    <a:noFill/>
+                    <a:ln>
+                      <a:noFill/>
+                    </a:ln>
+                  </pic:spPr>
+                </pic:pic>
+              </a:graphicData>
+            </a:graphic>
+          </wp:inline>
+        </w:drawing>
+      </w:r>
+    </w:p>
+    <w:p>
+      <w:proofErr w:type="gramStart"/>
+      <w:r>
+        <w:lastRenderedPageBreak/>
+        <w:t>And,</w:t>
+      </w:r>
+      <w:proofErr w:type="gramEnd"/>
+      <w:r>
+        <w:t xml:space="preserve"> </w:t>
+      </w:r>
+      <w:r>
+        <w:t>the US-Canada border subset seems to be affected by not only temperatures.</w:t>
+      </w:r>
+      <w:r>
+        <w:t xml:space="preserve"> Additional trends are observed besides repetitive seasonality. That’s quite reasonable since the US-Canada border consists of quite a few ports that could involve far more excessive factors than Alaska</w:t>
+      </w:r>
+      <w:r>
+        <w:t xml:space="preserve"> has</w:t>
+      </w:r>
+      <w:r>
+        <w:t>.</w:t>
+      </w:r>
+    </w:p>
+    <w:p>
+      <w:r>
+        <w:rPr>
+          <w:noProof/>
+        </w:rPr>
+        <w:drawing>
+          <wp:inline distT="0" distB="0" distL="0" distR="0" wp14:anchorId="4C14A5A1" wp14:editId="6377E448">
+            <wp:extent cx="5943600" cy="2649220"/>
+            <wp:effectExtent l="0" t="0" r="0" b="0"/>
+            <wp:docPr id="21" name="Picture 21" descr="A picture containing graphical user interface&#10;&#10;Description automatically generated"/>
+            <wp:cNvGraphicFramePr>
+              <a:graphicFrameLocks xmlns:a="http://schemas.openxmlformats.org/drawingml/2006/main" noChangeAspect="1"/>
+            </wp:cNvGraphicFramePr>
+            <a:graphic xmlns:a="http://schemas.openxmlformats.org/drawingml/2006/main">
+              <a:graphicData uri="http://schemas.openxmlformats.org/drawingml/2006/picture">
+                <pic:pic xmlns:pic="http://schemas.openxmlformats.org/drawingml/2006/picture">
+                  <pic:nvPicPr>
+                    <pic:cNvPr id="21" name="Picture 21" descr="A picture containing graphical user interface&#10;&#10;Description automatically generated"/>
+                    <pic:cNvPicPr>
+                      <a:picLocks noChangeAspect="1" noChangeArrowheads="1"/>
+                    </pic:cNvPicPr>
+                  </pic:nvPicPr>
+                  <pic:blipFill>
+                    <a:blip r:embed="rId24">
+                      <a:extLst>
+                        <a:ext uri="{28A0092B-C50C-407E-A947-70E740481C1C}">
+                          <a14:useLocalDpi xmlns:a14="http://schemas.microsoft.com/office/drawing/2010/main" val="0"/>
+                        </a:ext>
+                      </a:extLst>
+                    </a:blip>
+                    <a:srcRect/>
+                    <a:stretch>
+                      <a:fillRect/>
+                    </a:stretch>
+                  </pic:blipFill>
+                  <pic:spPr bwMode="auto">
+                    <a:xfrm>
+                      <a:off x="0" y="0"/>
+                      <a:ext cx="5943600" cy="2649220"/>
+                    </a:xfrm>
+                    <a:prstGeom prst="rect">
+                      <a:avLst/>
+                    </a:prstGeom>
+                    <a:noFill/>
+                    <a:ln>
+                      <a:noFill/>
+                    </a:ln>
+                  </pic:spPr>
+                </pic:pic>
+              </a:graphicData>
+            </a:graphic>
+          </wp:inline>
+        </w:drawing>
+      </w:r>
+    </w:p>
+    <w:p/>
+    <w:p>
+      <w:r>
+        <w:t xml:space="preserve">In summary, the dataset of US border crossing behavior is processed, analyzed and visualized in several aspects such as descriptive stats, anomaly detection and time series analysis. </w:t>
+      </w:r>
+      <w:r>
+        <w:t>We explored and found several interesting facts on border-crossing behavior, and deep dived several typical subsets to visualize their anomalies as well as results of applying time series modeling.</w:t>
+      </w:r>
+    </w:p>
+    <w:p>
+      <w:pPr>
+        <w:rPr>
+          <w:rFonts w:hint="eastAsia"/>
+        </w:rPr>
+      </w:pPr>
+    </w:p>
+    <w:p>
+      <w:pPr>
+        <w:rPr>
+          <w:rFonts w:hint="eastAsia"/>
+        </w:rPr>
+      </w:pPr>
+    </w:p>
     <w:p/>
     <w:p/>
     <w:sectPr>
@@ -1753,7 +2843,7 @@
   <w:style w:type="paragraph" w:default="1" w:styleId="Normal">
     <w:name w:val="Normal"/>
     <w:qFormat/>
-    <w:rsid w:val="00E52993"/>
+    <w:rsid w:val="00B904EB"/>
     <w:rPr>
       <w:rFonts w:ascii="Times New Roman" w:eastAsia="Times New Roman" w:hAnsi="Times New Roman" w:cs="Times New Roman"/>
     </w:rPr>
@@ -1814,6 +2904,29 @@
         <w:insideV w:val="single" w:sz="4" w:space="0" w:color="auto"/>
       </w:tblBorders>
     </w:tblPr>
+  </w:style>
+  <w:style w:type="character" w:styleId="Hyperlink">
+    <w:name w:val="Hyperlink"/>
+    <w:basedOn w:val="DefaultParagraphFont"/>
+    <w:uiPriority w:val="99"/>
+    <w:unhideWhenUsed/>
+    <w:rsid w:val="00310E8C"/>
+    <w:rPr>
+      <w:color w:val="0563C1" w:themeColor="hyperlink"/>
+      <w:u w:val="single"/>
+    </w:rPr>
+  </w:style>
+  <w:style w:type="character" w:styleId="UnresolvedMention">
+    <w:name w:val="Unresolved Mention"/>
+    <w:basedOn w:val="DefaultParagraphFont"/>
+    <w:uiPriority w:val="99"/>
+    <w:semiHidden/>
+    <w:unhideWhenUsed/>
+    <w:rsid w:val="00310E8C"/>
+    <w:rPr>
+      <w:color w:val="605E5C"/>
+      <w:shd w:val="clear" w:color="auto" w:fill="E1DFDD"/>
+    </w:rPr>
   </w:style>
 </w:styles>
 </file>

--- a/DATA_824/final/final_report.docx
+++ b/DATA_824/final/final_report.docx
@@ -909,10 +909,10 @@
                 <w:noProof/>
               </w:rPr>
               <w:drawing>
-                <wp:inline distT="0" distB="0" distL="0" distR="0" wp14:anchorId="393E9BF2" wp14:editId="2098F1DA">
-                  <wp:extent cx="2792730" cy="1803049"/>
-                  <wp:effectExtent l="0" t="0" r="1270" b="635"/>
-                  <wp:docPr id="5" name="Picture 5"/>
+                <wp:inline distT="0" distB="0" distL="0" distR="0" wp14:anchorId="60DBFE8B" wp14:editId="22E4DAEE">
+                  <wp:extent cx="2793365" cy="1710055"/>
+                  <wp:effectExtent l="0" t="0" r="635" b="4445"/>
+                  <wp:docPr id="22" name="Picture 22"/>
                   <wp:cNvGraphicFramePr>
                     <a:graphicFrameLocks xmlns:a="http://schemas.openxmlformats.org/drawingml/2006/main" noChangeAspect="1"/>
                   </wp:cNvGraphicFramePr>
@@ -920,7 +920,7 @@
                     <a:graphicData uri="http://schemas.openxmlformats.org/drawingml/2006/picture">
                       <pic:pic xmlns:pic="http://schemas.openxmlformats.org/drawingml/2006/picture">
                         <pic:nvPicPr>
-                          <pic:cNvPr id="0" name="Picture 7"/>
+                          <pic:cNvPr id="0" name="Picture 41"/>
                           <pic:cNvPicPr>
                             <a:picLocks noChangeAspect="1" noChangeArrowheads="1"/>
                           </pic:cNvPicPr>
@@ -939,9 +939,9 @@
                           </a:stretch>
                         </pic:blipFill>
                         <pic:spPr bwMode="auto">
-                          <a:xfrm flipV="1">
+                          <a:xfrm>
                             <a:off x="0" y="0"/>
-                            <a:ext cx="2906810" cy="1876702"/>
+                            <a:ext cx="2961783" cy="1813158"/>
                           </a:xfrm>
                           <a:prstGeom prst="rect">
                             <a:avLst/>
@@ -958,6 +958,7 @@
               </w:drawing>
             </w:r>
           </w:p>
+          <w:p/>
           <w:p/>
         </w:tc>
       </w:tr>
@@ -1314,8 +1315,8 @@
         </w:rPr>
         <w:lastRenderedPageBreak/>
         <w:drawing>
-          <wp:inline distT="0" distB="0" distL="0" distR="0" wp14:anchorId="5B28F7FE" wp14:editId="23F5F6A8">
-            <wp:extent cx="4495800" cy="2548580"/>
+          <wp:inline distT="0" distB="0" distL="0" distR="0" wp14:anchorId="5B28F7FE" wp14:editId="72902F9F">
+            <wp:extent cx="5020734" cy="2548255"/>
             <wp:effectExtent l="0" t="0" r="0" b="4445"/>
             <wp:docPr id="11" name="Picture 11" descr="Chart, waterfall chart&#10;&#10;Description automatically generated"/>
             <wp:cNvGraphicFramePr>
@@ -1346,7 +1347,7 @@
                   <pic:spPr bwMode="auto">
                     <a:xfrm>
                       <a:off x="0" y="0"/>
-                      <a:ext cx="4527560" cy="2566584"/>
+                      <a:ext cx="5065742" cy="2571099"/>
                     </a:xfrm>
                     <a:prstGeom prst="rect">
                       <a:avLst/>
@@ -1539,13 +1540,8 @@
       </w:r>
     </w:p>
     <w:p>
-      <w:proofErr w:type="gramStart"/>
-      <w:r>
-        <w:t>Finally</w:t>
-      </w:r>
-      <w:proofErr w:type="gramEnd"/>
-      <w:r>
-        <w:t xml:space="preserve"> for exploration, a 3-d plot on the anomaly distribution was plotted</w:t>
+      <w:r>
+        <w:t>Finally for exploration, a 3-d plot on the anomaly distribution was plotted</w:t>
       </w:r>
       <w:r>
         <w:t xml:space="preserve"> </w:t>
@@ -1577,7 +1573,27 @@
             <w:szCs w:val="20"/>
             <w:shd w:val="clear" w:color="auto" w:fill="FFFFFF"/>
           </w:rPr>
-          <w:t>http://people.ku.edu/~c693s270/</w:t>
+          <w:t>http:/</w:t>
+        </w:r>
+        <w:r>
+          <w:rPr>
+            <w:rStyle w:val="Hyperlink"/>
+            <w:rFonts w:ascii="Arial" w:hAnsi="Arial" w:cs="Arial"/>
+            <w:sz w:val="20"/>
+            <w:szCs w:val="20"/>
+            <w:shd w:val="clear" w:color="auto" w:fill="FFFFFF"/>
+          </w:rPr>
+          <w:t>/</w:t>
+        </w:r>
+        <w:r>
+          <w:rPr>
+            <w:rStyle w:val="Hyperlink"/>
+            <w:rFonts w:ascii="Arial" w:hAnsi="Arial" w:cs="Arial"/>
+            <w:sz w:val="20"/>
+            <w:szCs w:val="20"/>
+            <w:shd w:val="clear" w:color="auto" w:fill="FFFFFF"/>
+          </w:rPr>
+          <w:t>people.ku.edu/~c693s270/</w:t>
         </w:r>
       </w:hyperlink>
       <w:r>
@@ -2201,7 +2217,13 @@
       </w:pPr>
     </w:p>
     <w:p/>
-    <w:p/>
+    <w:p>
+      <w:pPr>
+        <w:rPr>
+          <w:rFonts w:hint="eastAsia"/>
+        </w:rPr>
+      </w:pPr>
+    </w:p>
     <w:sectPr>
       <w:pgSz w:w="12240" w:h="15840"/>
       <w:pgMar w:top="1440" w:right="1440" w:bottom="1440" w:left="1440" w:header="720" w:footer="720" w:gutter="0"/>
@@ -2843,7 +2865,7 @@
   <w:style w:type="paragraph" w:default="1" w:styleId="Normal">
     <w:name w:val="Normal"/>
     <w:qFormat/>
-    <w:rsid w:val="00B904EB"/>
+    <w:rsid w:val="00E3445C"/>
     <w:rPr>
       <w:rFonts w:ascii="Times New Roman" w:eastAsia="Times New Roman" w:hAnsi="Times New Roman" w:cs="Times New Roman"/>
     </w:rPr>
@@ -2926,6 +2948,44 @@
     <w:rPr>
       <w:color w:val="605E5C"/>
       <w:shd w:val="clear" w:color="auto" w:fill="E1DFDD"/>
+    </w:rPr>
+  </w:style>
+  <w:style w:type="paragraph" w:styleId="BalloonText">
+    <w:name w:val="Balloon Text"/>
+    <w:basedOn w:val="Normal"/>
+    <w:link w:val="BalloonTextChar"/>
+    <w:uiPriority w:val="99"/>
+    <w:semiHidden/>
+    <w:unhideWhenUsed/>
+    <w:rsid w:val="00E3445C"/>
+    <w:rPr>
+      <w:sz w:val="18"/>
+      <w:szCs w:val="18"/>
+    </w:rPr>
+  </w:style>
+  <w:style w:type="character" w:customStyle="1" w:styleId="BalloonTextChar">
+    <w:name w:val="Balloon Text Char"/>
+    <w:basedOn w:val="DefaultParagraphFont"/>
+    <w:link w:val="BalloonText"/>
+    <w:uiPriority w:val="99"/>
+    <w:semiHidden/>
+    <w:rsid w:val="00E3445C"/>
+    <w:rPr>
+      <w:rFonts w:ascii="Times New Roman" w:eastAsia="Times New Roman" w:hAnsi="Times New Roman" w:cs="Times New Roman"/>
+      <w:sz w:val="18"/>
+      <w:szCs w:val="18"/>
+    </w:rPr>
+  </w:style>
+  <w:style w:type="character" w:styleId="FollowedHyperlink">
+    <w:name w:val="FollowedHyperlink"/>
+    <w:basedOn w:val="DefaultParagraphFont"/>
+    <w:uiPriority w:val="99"/>
+    <w:semiHidden/>
+    <w:unhideWhenUsed/>
+    <w:rsid w:val="0016293F"/>
+    <w:rPr>
+      <w:color w:val="954F72" w:themeColor="followedHyperlink"/>
+      <w:u w:val="single"/>
     </w:rPr>
   </w:style>
 </w:styles>
